--- a/resource/模板文件/文书模板/发送给AI的模板.docx
+++ b/resource/模板文件/文书模板/发送给AI的模板.docx
@@ -43,32 +43,66 @@
         <w:rPr>
           <w:rFonts w:hint="eastAsia"/>
         </w:rPr>
-        <w:t>- 案本号：{{案本号}}</w:t>
-      </w:r>
-      <w:r>
-        <w:rPr>
-          <w:rFonts w:hint="eastAsia"/>
-        </w:rPr>
-      </w:r>
-      <w:r>
-        <w:rPr>
-          <w:rFonts w:hint="eastAsia"/>
-        </w:rPr>
-      </w:r>
-    </w:p>
-    <w:p>
-      <w:r>
-        <w:t>- 案件性质：{{案件性质}}</w:t>
-      </w:r>
-      <w:r/>
-      <w:r/>
-    </w:p>
-    <w:p>
-      <w:r>
-        <w:t>- 申请类型：{{申请类型}}</w:t>
-      </w:r>
-      <w:r/>
-      <w:r/>
+        <w:t xml:space="preserve">- </w:t>
+      </w:r>
+      <w:r>
+        <w:rPr>
+          <w:rFonts w:hint="eastAsia"/>
+        </w:rPr>
+        <w:t>案本号：</w:t>
+      </w:r>
+      <w:r>
+        <w:rPr>
+          <w:rFonts w:hint="eastAsia"/>
+        </w:rPr>
+        <w:t>{{</w:t>
+      </w:r>
+      <w:r>
+        <w:rPr>
+          <w:rFonts w:hint="eastAsia"/>
+        </w:rPr>
+        <w:t>案本号</w:t>
+      </w:r>
+      <w:r>
+        <w:rPr>
+          <w:rFonts w:hint="eastAsia"/>
+        </w:rPr>
+        <w:t>}}</w:t>
+      </w:r>
+    </w:p>
+    <w:p>
+      <w:r>
+        <w:t xml:space="preserve">- </w:t>
+      </w:r>
+      <w:r>
+        <w:t>案件性质：</w:t>
+      </w:r>
+      <w:r>
+        <w:t>{{</w:t>
+      </w:r>
+      <w:r>
+        <w:t>案件性质</w:t>
+      </w:r>
+      <w:r>
+        <w:t>}}</w:t>
+      </w:r>
+    </w:p>
+    <w:p>
+      <w:r>
+        <w:t xml:space="preserve">- </w:t>
+      </w:r>
+      <w:r>
+        <w:t>申请类型：</w:t>
+      </w:r>
+      <w:r>
+        <w:t>{{</w:t>
+      </w:r>
+      <w:r>
+        <w:t>申请类型</w:t>
+      </w:r>
+      <w:r>
+        <w:t>}}</w:t>
+      </w:r>
     </w:p>
     <w:p>
       <w:pPr>
@@ -78,17 +112,31 @@
         <w:rPr>
           <w:rFonts w:hint="eastAsia"/>
         </w:rPr>
-        <w:t>- 员工姓名：{{本人姓名}}</w:t>
-      </w:r>
-      <w:r>
-        <w:rPr>
-          <w:rFonts w:hint="eastAsia"/>
-        </w:rPr>
-      </w:r>
-      <w:r>
-        <w:rPr>
-          <w:rFonts w:hint="eastAsia"/>
-        </w:rPr>
+        <w:t xml:space="preserve">- </w:t>
+      </w:r>
+      <w:r>
+        <w:rPr>
+          <w:rFonts w:hint="eastAsia"/>
+        </w:rPr>
+        <w:t>员工姓名：</w:t>
+      </w:r>
+      <w:r>
+        <w:rPr>
+          <w:rFonts w:hint="eastAsia"/>
+        </w:rPr>
+        <w:t>{{</w:t>
+      </w:r>
+      <w:r>
+        <w:rPr>
+          <w:rFonts w:hint="eastAsia"/>
+        </w:rPr>
+        <w:t>本人姓名</w:t>
+      </w:r>
+      <w:r>
+        <w:rPr>
+          <w:rFonts w:hint="eastAsia"/>
+        </w:rPr>
+        <w:t>}}</w:t>
       </w:r>
     </w:p>
     <w:p>
@@ -99,17 +147,31 @@
         <w:rPr>
           <w:rFonts w:hint="eastAsia"/>
         </w:rPr>
-        <w:t>- 性别：{{本人性别}}</w:t>
-      </w:r>
-      <w:r>
-        <w:rPr>
-          <w:rFonts w:hint="eastAsia"/>
-        </w:rPr>
-      </w:r>
-      <w:r>
-        <w:rPr>
-          <w:rFonts w:hint="eastAsia"/>
-        </w:rPr>
+        <w:t xml:space="preserve">- </w:t>
+      </w:r>
+      <w:r>
+        <w:rPr>
+          <w:rFonts w:hint="eastAsia"/>
+        </w:rPr>
+        <w:t>性别：</w:t>
+      </w:r>
+      <w:r>
+        <w:rPr>
+          <w:rFonts w:hint="eastAsia"/>
+        </w:rPr>
+        <w:t>{{</w:t>
+      </w:r>
+      <w:r>
+        <w:rPr>
+          <w:rFonts w:hint="eastAsia"/>
+        </w:rPr>
+        <w:t>本人性别</w:t>
+      </w:r>
+      <w:r>
+        <w:rPr>
+          <w:rFonts w:hint="eastAsia"/>
+        </w:rPr>
+        <w:t>}}</w:t>
       </w:r>
     </w:p>
     <w:p>
@@ -120,17 +182,31 @@
         <w:rPr>
           <w:rFonts w:hint="eastAsia"/>
         </w:rPr>
-        <w:t>- 年龄：{{本人年龄}}</w:t>
-      </w:r>
-      <w:r>
-        <w:rPr>
-          <w:rFonts w:hint="eastAsia"/>
-        </w:rPr>
-      </w:r>
-      <w:r>
-        <w:rPr>
-          <w:rFonts w:hint="eastAsia"/>
-        </w:rPr>
+        <w:t xml:space="preserve">- </w:t>
+      </w:r>
+      <w:r>
+        <w:rPr>
+          <w:rFonts w:hint="eastAsia"/>
+        </w:rPr>
+        <w:t>年龄：</w:t>
+      </w:r>
+      <w:r>
+        <w:rPr>
+          <w:rFonts w:hint="eastAsia"/>
+        </w:rPr>
+        <w:t>{{</w:t>
+      </w:r>
+      <w:r>
+        <w:rPr>
+          <w:rFonts w:hint="eastAsia"/>
+        </w:rPr>
+        <w:t>本人年龄</w:t>
+      </w:r>
+      <w:r>
+        <w:rPr>
+          <w:rFonts w:hint="eastAsia"/>
+        </w:rPr>
+        <w:t>}}</w:t>
       </w:r>
     </w:p>
     <w:p>
@@ -141,17 +217,31 @@
         <w:rPr>
           <w:rFonts w:hint="eastAsia"/>
         </w:rPr>
-        <w:t>- 身份证号：{{本人身份证号}}</w:t>
-      </w:r>
-      <w:r>
-        <w:rPr>
-          <w:rFonts w:hint="eastAsia"/>
-        </w:rPr>
-      </w:r>
-      <w:r>
-        <w:rPr>
-          <w:rFonts w:hint="eastAsia"/>
-        </w:rPr>
+        <w:t xml:space="preserve">- </w:t>
+      </w:r>
+      <w:r>
+        <w:rPr>
+          <w:rFonts w:hint="eastAsia"/>
+        </w:rPr>
+        <w:t>身份证号：</w:t>
+      </w:r>
+      <w:r>
+        <w:rPr>
+          <w:rFonts w:hint="eastAsia"/>
+        </w:rPr>
+        <w:t>{{</w:t>
+      </w:r>
+      <w:r>
+        <w:rPr>
+          <w:rFonts w:hint="eastAsia"/>
+        </w:rPr>
+        <w:t>本人身份证号</w:t>
+      </w:r>
+      <w:r>
+        <w:rPr>
+          <w:rFonts w:hint="eastAsia"/>
+        </w:rPr>
+        <w:t>}}</w:t>
       </w:r>
     </w:p>
     <w:p>
@@ -162,17 +252,31 @@
         <w:rPr>
           <w:rFonts w:hint="eastAsia"/>
         </w:rPr>
-        <w:t>- 联系电话：{{本人手机号}}</w:t>
-      </w:r>
-      <w:r>
-        <w:rPr>
-          <w:rFonts w:hint="eastAsia"/>
-        </w:rPr>
-      </w:r>
-      <w:r>
-        <w:rPr>
-          <w:rFonts w:hint="eastAsia"/>
-        </w:rPr>
+        <w:t xml:space="preserve">- </w:t>
+      </w:r>
+      <w:r>
+        <w:rPr>
+          <w:rFonts w:hint="eastAsia"/>
+        </w:rPr>
+        <w:t>联系电话：</w:t>
+      </w:r>
+      <w:r>
+        <w:rPr>
+          <w:rFonts w:hint="eastAsia"/>
+        </w:rPr>
+        <w:t>{{</w:t>
+      </w:r>
+      <w:r>
+        <w:rPr>
+          <w:rFonts w:hint="eastAsia"/>
+        </w:rPr>
+        <w:t>本人手机号</w:t>
+      </w:r>
+      <w:r>
+        <w:rPr>
+          <w:rFonts w:hint="eastAsia"/>
+        </w:rPr>
+        <w:t>}}</w:t>
       </w:r>
     </w:p>
     <w:p>
@@ -183,17 +287,31 @@
         <w:rPr>
           <w:rFonts w:hint="eastAsia"/>
         </w:rPr>
-        <w:t>- 住址：{{本人身份证地址}}</w:t>
-      </w:r>
-      <w:r>
-        <w:rPr>
-          <w:rFonts w:hint="eastAsia"/>
-        </w:rPr>
-      </w:r>
-      <w:r>
-        <w:rPr>
-          <w:rFonts w:hint="eastAsia"/>
-        </w:rPr>
+        <w:t xml:space="preserve">- </w:t>
+      </w:r>
+      <w:r>
+        <w:rPr>
+          <w:rFonts w:hint="eastAsia"/>
+        </w:rPr>
+        <w:t>住址：</w:t>
+      </w:r>
+      <w:r>
+        <w:rPr>
+          <w:rFonts w:hint="eastAsia"/>
+        </w:rPr>
+        <w:t>{{</w:t>
+      </w:r>
+      <w:r>
+        <w:rPr>
+          <w:rFonts w:hint="eastAsia"/>
+        </w:rPr>
+        <w:t>本人身份证地址</w:t>
+      </w:r>
+      <w:r>
+        <w:rPr>
+          <w:rFonts w:hint="eastAsia"/>
+        </w:rPr>
+        <w:t>}}</w:t>
       </w:r>
     </w:p>
     <w:p>
@@ -204,27 +322,43 @@
         <w:rPr>
           <w:rFonts w:hint="eastAsia"/>
         </w:rPr>
-        <w:t>- 用人单位（签合同/发工资的公司）：{{用人单位}}</w:t>
-      </w:r>
-      <w:r>
-        <w:rPr>
-          <w:rFonts w:hint="eastAsia"/>
-        </w:rPr>
-      </w:r>
-      <w:r>
-        <w:rPr>
-          <w:rFonts w:hint="eastAsia"/>
-        </w:rPr>
-      </w:r>
-      <w:r>
-        <w:rPr>
-          <w:rFonts w:hint="eastAsia"/>
-        </w:rPr>
-      </w:r>
-      <w:r>
-        <w:rPr>
-          <w:rFonts w:hint="eastAsia"/>
-        </w:rPr>
+        <w:t xml:space="preserve">- </w:t>
+      </w:r>
+      <w:r>
+        <w:rPr>
+          <w:rFonts w:hint="eastAsia"/>
+        </w:rPr>
+        <w:t>用人单位（签合同</w:t>
+      </w:r>
+      <w:r>
+        <w:rPr>
+          <w:rFonts w:hint="eastAsia"/>
+        </w:rPr>
+        <w:t>/</w:t>
+      </w:r>
+      <w:r>
+        <w:rPr>
+          <w:rFonts w:hint="eastAsia"/>
+        </w:rPr>
+        <w:t>发工资的公司）：</w:t>
+      </w:r>
+      <w:r>
+        <w:rPr>
+          <w:rFonts w:hint="eastAsia"/>
+        </w:rPr>
+        <w:t>{{</w:t>
+      </w:r>
+      <w:r>
+        <w:rPr>
+          <w:rFonts w:hint="eastAsia"/>
+        </w:rPr>
+        <w:t>用人单位</w:t>
+      </w:r>
+      <w:r>
+        <w:rPr>
+          <w:rFonts w:hint="eastAsia"/>
+        </w:rPr>
+        <w:t>}}</w:t>
       </w:r>
     </w:p>
     <w:p>
@@ -235,17 +369,31 @@
         <w:rPr>
           <w:rFonts w:hint="eastAsia"/>
         </w:rPr>
-        <w:t>- 用工单位（实际干活的地方）：{{用工单位}}</w:t>
-      </w:r>
-      <w:r>
-        <w:rPr>
-          <w:rFonts w:hint="eastAsia"/>
-        </w:rPr>
-      </w:r>
-      <w:r>
-        <w:rPr>
-          <w:rFonts w:hint="eastAsia"/>
-        </w:rPr>
+        <w:t xml:space="preserve">- </w:t>
+      </w:r>
+      <w:r>
+        <w:rPr>
+          <w:rFonts w:hint="eastAsia"/>
+        </w:rPr>
+        <w:t>用工单位（实际干活的地方）：</w:t>
+      </w:r>
+      <w:r>
+        <w:rPr>
+          <w:rFonts w:hint="eastAsia"/>
+        </w:rPr>
+        <w:t>{{</w:t>
+      </w:r>
+      <w:r>
+        <w:rPr>
+          <w:rFonts w:hint="eastAsia"/>
+        </w:rPr>
+        <w:t>用工单位</w:t>
+      </w:r>
+      <w:r>
+        <w:rPr>
+          <w:rFonts w:hint="eastAsia"/>
+        </w:rPr>
+        <w:t>}}</w:t>
       </w:r>
     </w:p>
     <w:p>
@@ -256,17 +404,31 @@
         <w:rPr>
           <w:rFonts w:hint="eastAsia"/>
         </w:rPr>
-        <w:t>- 工作地点：{{工地名称}}</w:t>
-      </w:r>
-      <w:r>
-        <w:rPr>
-          <w:rFonts w:hint="eastAsia"/>
-        </w:rPr>
-      </w:r>
-      <w:r>
-        <w:rPr>
-          <w:rFonts w:hint="eastAsia"/>
-        </w:rPr>
+        <w:t xml:space="preserve">- </w:t>
+      </w:r>
+      <w:r>
+        <w:rPr>
+          <w:rFonts w:hint="eastAsia"/>
+        </w:rPr>
+        <w:t>工作地点：</w:t>
+      </w:r>
+      <w:r>
+        <w:rPr>
+          <w:rFonts w:hint="eastAsia"/>
+        </w:rPr>
+        <w:t>{{</w:t>
+      </w:r>
+      <w:r>
+        <w:rPr>
+          <w:rFonts w:hint="eastAsia"/>
+        </w:rPr>
+        <w:t>工地名称</w:t>
+      </w:r>
+      <w:r>
+        <w:rPr>
+          <w:rFonts w:hint="eastAsia"/>
+        </w:rPr>
+        <w:t>}}</w:t>
       </w:r>
     </w:p>
     <w:p>
@@ -277,17 +439,31 @@
         <w:rPr>
           <w:rFonts w:hint="eastAsia"/>
         </w:rPr>
-        <w:t>- 工作岗位：{{本人岗位}}</w:t>
-      </w:r>
-      <w:r>
-        <w:rPr>
-          <w:rFonts w:hint="eastAsia"/>
-        </w:rPr>
-      </w:r>
-      <w:r>
-        <w:rPr>
-          <w:rFonts w:hint="eastAsia"/>
-        </w:rPr>
+        <w:t xml:space="preserve">- </w:t>
+      </w:r>
+      <w:r>
+        <w:rPr>
+          <w:rFonts w:hint="eastAsia"/>
+        </w:rPr>
+        <w:t>工作岗位：</w:t>
+      </w:r>
+      <w:r>
+        <w:rPr>
+          <w:rFonts w:hint="eastAsia"/>
+        </w:rPr>
+        <w:t>{{</w:t>
+      </w:r>
+      <w:r>
+        <w:rPr>
+          <w:rFonts w:hint="eastAsia"/>
+        </w:rPr>
+        <w:t>本人岗位</w:t>
+      </w:r>
+      <w:r>
+        <w:rPr>
+          <w:rFonts w:hint="eastAsia"/>
+        </w:rPr>
+        <w:t>}}</w:t>
       </w:r>
     </w:p>
     <w:p>
@@ -298,25 +474,49 @@
         <w:rPr>
           <w:rFonts w:hint="eastAsia"/>
         </w:rPr>
-        <w:t>- 拟用条例：{{拟用条例}}</w:t>
-      </w:r>
-      <w:r>
-        <w:rPr>
-          <w:rFonts w:hint="eastAsia"/>
-        </w:rPr>
-      </w:r>
-      <w:r>
-        <w:rPr>
-          <w:rFonts w:hint="eastAsia"/>
-        </w:rPr>
-      </w:r>
-    </w:p>
-    <w:p>
-      <w:r>
-        <w:t>- 拟用条例法律要件：{{法律要件}}</w:t>
-      </w:r>
-      <w:r/>
-      <w:r/>
+        <w:t xml:space="preserve">- </w:t>
+      </w:r>
+      <w:r>
+        <w:rPr>
+          <w:rFonts w:hint="eastAsia"/>
+        </w:rPr>
+        <w:t>拟用条例：</w:t>
+      </w:r>
+      <w:r>
+        <w:rPr>
+          <w:rFonts w:hint="eastAsia"/>
+        </w:rPr>
+        <w:t>{{</w:t>
+      </w:r>
+      <w:r>
+        <w:rPr>
+          <w:rFonts w:hint="eastAsia"/>
+        </w:rPr>
+        <w:t>拟用条例</w:t>
+      </w:r>
+      <w:r>
+        <w:rPr>
+          <w:rFonts w:hint="eastAsia"/>
+        </w:rPr>
+        <w:t>}}</w:t>
+      </w:r>
+    </w:p>
+    <w:p>
+      <w:r>
+        <w:t xml:space="preserve">- </w:t>
+      </w:r>
+      <w:r>
+        <w:t>拟用条例法律要件：</w:t>
+      </w:r>
+      <w:r>
+        <w:t>{{</w:t>
+      </w:r>
+      <w:r>
+        <w:t>法律要件</w:t>
+      </w:r>
+      <w:r>
+        <w:t>}}</w:t>
+      </w:r>
     </w:p>
     <w:p>
       <w:pPr>
@@ -326,39 +526,83 @@
         <w:rPr>
           <w:rFonts w:hint="eastAsia"/>
         </w:rPr>
-        <w:t>- 申请书原文（仅供参考，请以实际询问为准）：{{受伤经过}}</w:t>
-      </w:r>
-      <w:r>
-        <w:rPr>
-          <w:rFonts w:hint="eastAsia"/>
-        </w:rPr>
-      </w:r>
-      <w:r>
-        <w:rPr>
-          <w:rFonts w:hint="eastAsia"/>
-        </w:rPr>
-      </w:r>
-    </w:p>
-    <w:p>
-      <w:r>
-        <w:t>- 已提供证据材料：{{已提供材料}}</w:t>
-      </w:r>
-      <w:r/>
-      <w:r/>
-    </w:p>
-    <w:p>
-      <w:r>
-        <w:t>- 申请时间：{{申请时间}}</w:t>
-      </w:r>
-      <w:r/>
-      <w:r/>
-    </w:p>
-    <w:p>
-      <w:r>
-        <w:t>- 受理时间：{{受理时间}}</w:t>
-      </w:r>
-      <w:r/>
-      <w:r/>
+        <w:t xml:space="preserve">- </w:t>
+      </w:r>
+      <w:r>
+        <w:rPr>
+          <w:rFonts w:hint="eastAsia"/>
+        </w:rPr>
+        <w:t>申请书原文（仅供参考，请以实际询问为准）：</w:t>
+      </w:r>
+      <w:r>
+        <w:rPr>
+          <w:rFonts w:hint="eastAsia"/>
+        </w:rPr>
+        <w:t>{{</w:t>
+      </w:r>
+      <w:r>
+        <w:rPr>
+          <w:rFonts w:hint="eastAsia"/>
+        </w:rPr>
+        <w:t>受伤经过</w:t>
+      </w:r>
+      <w:r>
+        <w:rPr>
+          <w:rFonts w:hint="eastAsia"/>
+        </w:rPr>
+        <w:t>}}</w:t>
+      </w:r>
+    </w:p>
+    <w:p>
+      <w:r>
+        <w:t xml:space="preserve">- </w:t>
+      </w:r>
+      <w:r>
+        <w:t>已提供证据材料：</w:t>
+      </w:r>
+      <w:r>
+        <w:t>{{</w:t>
+      </w:r>
+      <w:r>
+        <w:t>已提供材料</w:t>
+      </w:r>
+      <w:r>
+        <w:t>}}</w:t>
+      </w:r>
+    </w:p>
+    <w:p>
+      <w:r>
+        <w:t xml:space="preserve">- </w:t>
+      </w:r>
+      <w:r>
+        <w:t>申请时间：</w:t>
+      </w:r>
+      <w:r>
+        <w:t>{{</w:t>
+      </w:r>
+      <w:r>
+        <w:t>申请时间</w:t>
+      </w:r>
+      <w:r>
+        <w:t>}}</w:t>
+      </w:r>
+    </w:p>
+    <w:p>
+      <w:r>
+        <w:t xml:space="preserve">- </w:t>
+      </w:r>
+      <w:r>
+        <w:t>受理时间：</w:t>
+      </w:r>
+      <w:r>
+        <w:t>{{</w:t>
+      </w:r>
+      <w:r>
+        <w:t>受理时间</w:t>
+      </w:r>
+      <w:r>
+        <w:t>}}</w:t>
+      </w:r>
     </w:p>
     <w:p/>
     <w:p>
@@ -375,17 +619,31 @@
         <w:rPr>
           <w:rFonts w:hint="eastAsia"/>
         </w:rPr>
-        <w:t>请根据以上信息，生成一份对受伤员工{{本人姓名}}的询问笔录草稿。你的任务不是复述申请书内容，而是通过设计一系列有针对性的问题，核实并记录与本次事故相关的关键事实。</w:t>
-      </w:r>
-      <w:r>
-        <w:rPr>
-          <w:rFonts w:hint="eastAsia"/>
-        </w:rPr>
-      </w:r>
-      <w:r>
-        <w:rPr>
-          <w:rFonts w:hint="eastAsia"/>
-        </w:rPr>
+        <w:t>请根据以上信息，生成一份对受伤员工</w:t>
+      </w:r>
+      <w:r>
+        <w:rPr>
+          <w:rFonts w:hint="eastAsia"/>
+        </w:rPr>
+        <w:t>{{</w:t>
+      </w:r>
+      <w:r>
+        <w:rPr>
+          <w:rFonts w:hint="eastAsia"/>
+        </w:rPr>
+        <w:t>本人姓名</w:t>
+      </w:r>
+      <w:r>
+        <w:rPr>
+          <w:rFonts w:hint="eastAsia"/>
+        </w:rPr>
+        <w:t>}}</w:t>
+      </w:r>
+      <w:r>
+        <w:rPr>
+          <w:rFonts w:hint="eastAsia"/>
+        </w:rPr>
+        <w:t>的询问笔录草稿。你的任务不是复述申请书内容，而是通过设计一系列有针对性的问题，核实并记录与本次事故相关的关键事实。</w:t>
       </w:r>
     </w:p>
     <w:p>
@@ -497,11 +755,6 @@
       </w:r>
     </w:p>
     <w:p>
-      <w:pPr>
-        <w:rPr>
-          <w:rFonts w:hint="eastAsia"/>
-        </w:rPr>
-      </w:pPr>
       <w:r>
         <w:rPr>
           <w:rFonts w:hint="eastAsia"/>
@@ -754,11 +1007,50 @@
       </w:r>
     </w:p>
     <w:p>
+      <w:pPr>
+        <w:rPr>
+          <w:rFonts w:hint="eastAsia"/>
+        </w:rPr>
+      </w:pPr>
       <w:r>
         <w:rPr>
           <w:rFonts w:hint="eastAsia"/>
         </w:rPr>
         <w:t>问题应当清晰、具体、逻辑连贯，避免诱导性提问（例如，不应问“你是不是被砸到的？”，而应问“当时发生了什么？”）。</w:t>
+      </w:r>
+    </w:p>
+    <w:p>
+      <w:pPr>
+        <w:rPr>
+          <w:rFonts w:hint="eastAsia"/>
+        </w:rPr>
+      </w:pPr>
+      <w:r>
+        <w:rPr>
+          <w:rFonts w:hint="eastAsia"/>
+        </w:rPr>
+        <w:t>必须询问受伤以来的医疗费用由谁支付，以佐证用人单位对事故的知情程度。</w:t>
+      </w:r>
+    </w:p>
+    <w:p>
+      <w:pPr>
+        <w:rPr>
+          <w:rFonts w:hint="eastAsia"/>
+        </w:rPr>
+      </w:pPr>
+      <w:r>
+        <w:rPr>
+          <w:rFonts w:hint="eastAsia"/>
+        </w:rPr>
+        <w:t>必须询问受伤部位以前是否受过伤或有无旧疾，以区分新伤与陈旧性损伤。</w:t>
+      </w:r>
+    </w:p>
+    <w:p>
+      <w:r>
+        <w:rPr>
+          <w:rFonts w:hint="eastAsia"/>
+        </w:rPr>
+        <w:t>如关键证据缺失情况，必须追问缺失原因并要求其作出合理解释。</w:t>
       </w:r>
     </w:p>
     <w:p>

--- a/resource/模板文件/文书模板/发送给AI的模板.docx
+++ b/resource/模板文件/文书模板/发送给AI的模板.docx
@@ -1067,6 +1067,22 @@
           <w:rFonts w:hint="eastAsia"/>
         </w:rPr>
         <w:t>请勿添加与案件无关的内容或自行编造事实。</w:t>
+      </w:r>
+    </w:p>
+    <w:p/>
+    <w:p>
+      <w:r>
+        <w:t>【必问要求】</w:t>
+      </w:r>
+    </w:p>
+    <w:p>
+      <w:r>
+        <w:t>每次谈话都必须在最后提出以下问题（以"问："开头）：</w:t>
+      </w:r>
+    </w:p>
+    <w:p>
+      <w:r>
+        <w:t>问：你应当如实回答我们的询问并协助调查，不得提供虚假证言，否则将承担法律责任，你清楚吗？</w:t>
       </w:r>
     </w:p>
     <w:sectPr>
